--- a/submissions/07-freight-invoice-audit/inputs/northline_contract_2026.docx
+++ b/submissions/07-freight-invoice-audit/inputs/northline_contract_2026.docx
@@ -160,10 +160,7 @@
         <w:spacing w:after="120"/>
       </w:pPr>
       <w:r>
-        <w:t>7.2. The shipper may audit any freight bill and file an overcharge claim within one hundred eighty days of the freight bill date. A claim states the pro number, the freight bill number, the amount billed, the amount due under this agreement, the difference and the section of this agreement relied on, whether section 4.2, section 4.3, section 4.5, section 5.2, section 6.1 or section 7.1. The carrier answers a claim within thirty days. An undercharge found on audit is handled under section 7.3 and is not a cl</w:t>
-      </w:r>
-      <w:r>
-        <w:t>aim.</w:t>
+        <w:t>7.2. The shipper may audit any freight bill and file an overcharge claim within one hundred eighty days of the freight bill date. A claim states the pro number, the freight bill number, the amount billed, the amount due under this agreement, the difference and the section of this agreement relied on, whether section 4.2, section 4.3, section 4.5, section 5.2, section 6.1 or section 7.1. The carrier answers a claim within thirty days. An undercharge found on audit is handled under section 7.3 and is not a claim.</w:t>
       </w:r>
     </w:p>
     <w:p>

--- a/submissions/07-freight-invoice-audit/inputs/northline_contract_2026.docx
+++ b/submissions/07-freight-invoice-audit/inputs/northline_contract_2026.docx
@@ -84,6 +84,14 @@
     </w:p>
     <w:p>
       <w:pPr>
+        <w:spacing w:after="120"/>
+      </w:pPr>
+      <w:r>
+        <w:t>4.6. Rounding. Each charge on a freight bill is computed and rounded to the nearest cent, half a cent rounding upward, in this order: the class-rated linehaul, the discount, the net linehaul, the fuel surcharge and each accessorial charge. The freight bill total is the sum of the rounded lines.</w:t>
+      </w:r>
+    </w:p>
+    <w:p>
+      <w:pPr>
         <w:pStyle w:val="Heading1"/>
       </w:pPr>
       <w:r>
@@ -119,6 +127,7 @@
         <w:pStyle w:val="Heading1"/>
       </w:pPr>
       <w:r>
+        <w:lastRenderedPageBreak/>
         <w:t>Section 6. Accessorial charges</w:t>
       </w:r>
     </w:p>
@@ -135,7 +144,6 @@
         <w:spacing w:after="120"/>
       </w:pPr>
       <w:r>
-        <w:lastRenderedPageBreak/>
         <w:t>6.2. Accessorial charges are not subject to the discount in section 4.4 or the fuel surcharge in section 5.</w:t>
       </w:r>
     </w:p>
@@ -152,7 +160,7 @@
         <w:spacing w:after="120"/>
       </w:pPr>
       <w:r>
-        <w:t>7.1. The carrier issues one freight bill per pro number. A second freight bill issued against a pro number already billed is void, and the shipper's remedy is to return it unpaid or to claim it if paid.</w:t>
+        <w:t>7.1. The carrier issues one freight bill per pro number. A second freight bill issued against a pro number already billed is void, and the shipper's remedy is to return it unpaid or to claim it if paid. A corrected freight bill that the carrier issues to replace an earlier bill on the same pro number, marked as a correction and naming the bill it replaces, is not a second freight bill; the bill it replaces is withdrawn, and the shipper returns the withdrawn bill unpaid or claims it if paid.</w:t>
       </w:r>
     </w:p>
     <w:p>
@@ -160,7 +168,7 @@
         <w:spacing w:after="120"/>
       </w:pPr>
       <w:r>
-        <w:t>7.2. The shipper may audit any freight bill and file an overcharge claim within one hundred eighty days of the freight bill date. A claim states the pro number, the freight bill number, the amount billed, the amount due under this agreement, the difference and the section of this agreement relied on, whether section 4.2, section 4.3, section 4.5, section 5.2, section 6.1 or section 7.1. The carrier answers a claim within thirty days. An undercharge found on audit is handled under section 7.3 and is not a claim.</w:t>
+        <w:t>7.2. The shipper may audit any freight bill and file an overcharge claim within one hundred eighty days of the freight bill date. A claim states the pro number, the freight bill number, the amount billed, the amount due under this agreement, the difference and the section of this agreement relied on, whether section 4.2, section 4.3, section 4.5, section 4.6, section 5.2, section 6.1 or section 7.1. The carrier answers a claim within thirty days. An undercharge found on audit is handled under section 7.3 and is not a claim.</w:t>
       </w:r>
     </w:p>
     <w:p>
